--- a/javoblar/022.docx
+++ b/javoblar/022.docx
@@ -165,7 +165,7 @@
         <w:spacing w:after="40"/>
       </w:pPr>
       <w:r>
-        <w:t xml:space="preserve">Umumiy epidemiologiya. Oliy tibbiy ta'lim darsligi. — Toshkent: Tibbiyot nashriyoti. (Epidemiyaga qarshi tadbirlar tizimi.)</w:t>
+        <w:t xml:space="preserve">Mirtazayev O.M., Zuyeva L.P., Matnazarova G.S. Epidemiologiya. — Toshkent, 2016.</w:t>
       </w:r>
     </w:p>
     <w:p>
@@ -178,7 +178,7 @@
         <w:spacing w:after="40"/>
       </w:pPr>
       <w:r>
-        <w:t xml:space="preserve">O'zbekiston Respublikasi SSV va SEO-JSQ normativ hujjatlari. Matn: xayrullokomilov.uz kutubxonasi (ochiq manba). URL: https://xayrullokomilov.uz/kutubxona</w:t>
+        <w:t xml:space="preserve">Heymann D.L. (ed.). Control of Communicable Diseases Manual, 20th ed. Washington: APHA.</w:t>
       </w:r>
     </w:p>
     <w:sectPr>

--- a/javoblar/022.docx
+++ b/javoblar/022.docx
@@ -8,7 +8,7 @@
         <w:spacing w:after="200"/>
       </w:pPr>
       <w:r>
-        <w:t xml:space="preserve">22. Epidemiyaga qarshi chora-tadbirlar, ularning yo'nalishi, ushbu tadbirlarni tashkil etish</w:t>
+        <w:t xml:space="preserve">22. Epidemiologik tahlil turlari va ulardan foydalanish</w:t>
       </w:r>
     </w:p>
     <w:p>
@@ -17,7 +17,7 @@
         <w:jc w:val="both"/>
       </w:pPr>
       <w:r>
-        <w:t xml:space="preserve">Epidemiyaga qarshi chora-tadbirlar — aholi orasida yuqumli kasalliklarning paydo bo'lishi va tarqalishining oldini olish, mavjud epidemik o'choqlarni bartaraf etish hamda epidemik jarayonni to'xtatishga qaratilgan tadbirlar majmuidir. Bu tadbirlar epidemik jarayonning uch bo'g'iniga — infeksiya manbai, yuqish mexanizmi va qabul qiluvchan organizmga ta'sir qilish orqali amalga oshiriladi. Tadbirlarning asosiy maqsadi — epidemik jarayon zanjirining eng zaif bo'g'inini topib, unga maqsadli va kuchli ta'sir ko'rsatish hamda shu yo'l bilan epidemik jarayonni uzishdir [1]. Tadbirlar mazmuniga ko'ra tibbiy, sanitariya-gigiyenik, veterinariya, ma'muriy-huquqiy va tashkiliy choralarni o'z ichiga oladi.</w:t>
+        <w:t xml:space="preserve">Epidemiologik tahlil — kasallanish holatini, uning tarqalish qonuniyatlarini va shartlovchi omillarini o'rganishga qaratilgan epidemiologik usuldir. U epidemiologik nazoratning asosiy tarkibiy qismi bo'lib, to'plangan ma'lumotlarni qayta ishlash va shu asosda epidemiologik tashxis qo'yish hamda tadbirlarni asoslash imkonini beradi. Epidemiologik tahlil bir necha turga bo'linadi va har bir tur muayyan vazifani bajarish uchun qo'llaniladi. Tahlil turini to'g'ri tanlash tadqiqot maqsadiga va mavjud ma'lumotlarga bog'liq holda amalga oshiriladi [1].</w:t>
       </w:r>
     </w:p>
     <w:p>
@@ -26,7 +26,7 @@
         <w:spacing w:after="80" w:before="160"/>
       </w:pPr>
       <w:r>
-        <w:t xml:space="preserve">Tadbirlarning uch asosiy yo'nalishi</w:t>
+        <w:t xml:space="preserve">Vaqt bo'yicha tasnif: retrospektiv va operativ tahlil</w:t>
       </w:r>
     </w:p>
     <w:p>
@@ -35,7 +35,7 @@
         <w:jc w:val="both"/>
       </w:pPr>
       <w:r>
-        <w:t xml:space="preserve">Epidemiyaga qarshi tadbirlar uch yo'nalishga bo'linadi. Birinchi yo'nalish — infeksiya manbaiga qaratilgan tadbirlar: bemorlarni erta aniqlash, ro'yxatga olish, ajratish (izolyatsiya yoki kasalxonaga yotqizish), davolash va tashuvchilarni aniqlab sanatsiya qilish; zoonozlarda esa kasal hayvonlarni aniqlash va veterinariya-sanitariya choralari. Ikkinchi yo'nalish — yuqish mexanizmiga qaratilgan tadbirlar: dezinfeksiya, dezinseksiya, deratizatsiya hamda sanitariya-gigiyenik choralar (suv, oziq-ovqat, shaxsiy gigiyena nazorati). Uchinchi yo'nalish — qabul qiluvchan organizmga qaratilgan tadbirlar: immunizatsiya (emlash) va shoshilinch profilaktika (bakteriofag, immunoglobulin, antibiotik) [1].</w:t>
+        <w:t xml:space="preserve">O'tkazilish vaqtiga ko'ra epidemiologik tahlil retrospektiv va operativ turlarga bo'linadi. Retrospektiv tahlil o'tgan davr (bir necha yil) ma'lumotlarini chuqur o'rganib, kasallanishning ko'p yillik dinamikasi, mavsumiyligi, hududiy va demografik taqsimoti hamda xavf omillarini aniqlaydi; u strategik rejalashtirish uchun asos bo'ladi. Operativ (joriy) tahlil esa real vaqt rejimida kasallanishni kuzatib, epidemik vaziyatning o'zgarishini erta aniqlaydi va tezkor javobni ta'minlaydi. Ikkala tur bir-birini to'ldiradi: retrospektiv tahlil operativ tahlil uchun kutilgan (normativ) kasallanish darajasini — ya'ni "etalon"ni beradi, operativ tahlil esa joriy darajani shu etalon bilan solishtiradi [1]. Agar joriy daraja belgilangan chegaradan oshsa, bu epidemik noxushlik signali hisoblanadi. Shunday qilib, retrospektiv tahlilsiz operativ tahlilni to'g'ri talqin qilib bo'lmaydi, chunki "ko'p" yoki "kam" degan baho faqat avvalgi davr bilan taqqoslash orqali ma'no kasb etadi.</w:t>
       </w:r>
     </w:p>
     <w:p>
@@ -44,7 +44,7 @@
         <w:spacing w:after="80" w:before="160"/>
       </w:pPr>
       <w:r>
-        <w:t xml:space="preserve">Yetakchi yo'nalishni tanlash</w:t>
+        <w:t xml:space="preserve">Tavsifiy va tahliliy (analitik) tahlil</w:t>
       </w:r>
     </w:p>
     <w:p>
@@ -53,7 +53,7 @@
         <w:jc w:val="both"/>
       </w:pPr>
       <w:r>
-        <w:t xml:space="preserve">Barcha uch yo'nalish bo'yicha tadbirlar rejalashtirilsa-da, ularning nisbiy ahamiyati kasallikning yetakchi yuqish mexanizmiga bog'liq. Ichak infeksiyalarida (fekal-oral mexanizm) asosiy e'tibor yuqish yo'llarini uzishga — sanitariya-gigiyenik choralarga qaratiladi. Havo-tomchi infeksiyalarida esa yuqish yo'lini uzish qiyin bo'lgani uchun qabul qiluvchan organizmga — immunprofilaktikaga asosiy urg'u beriladi. Transmissiv kasalliklarda tashuvchilarga qarshi kurash (dezinseksiya), zoonozlarda esa infeksiya manbai — hayvonlar ustidan nazorat yetakchi bo'ladi. Yetakchi yo'nalishni to'g'ri tanlash resurslarni samarali taqsimlash imkonini beradi [1]. Yetakchi yo'nalishni aniqlash mezoni — qaysi bo'g'inga ta'sir qilish epidemik jarayonni eng ishonchli va iqtisodiy jihatdan maqbul tarzda uzishidir. Masalan, qizamiq havo-tomchi yo'li bilan juda tez yuqadi va uni texnik vositalar bilan to'xtatib bo'lmaydi, shuning uchun yagona samarali yo'l — aholini emlashdir. Aksincha, vabo kabi suv yo'li bilan tarqaladigan infeksiyada suv ta'minotini nazorat qilish va zararsizlantirish eng muhim chora bo'ladi. Shu tahlil epidemiologik tashxis doirasida amalga oshiriladi.</w:t>
+        <w:t xml:space="preserve">Maqsadiga ko'ra epidemiologik tahlil tavsifiy (deskriptiv) va tahliliy (analitik) turlarga bo'linadi. Tavsifiy tahlil kasallanishni uch asosiy belgi — vaqt, hudud va aholi guruhi (shaxs) bo'yicha ta'riflaydi: kasallik qachon, qayerda va kimda ko'proq uchrashini ko'rsatadi. U gipoteza (taxmin) ilgari surish uchun zamin yaratadi. Tahliliy tahlil esa bu gipotezalarni tekshiradi va xavf omillari bilan kasallik o'rtasidagi sabab-oqibat bog'lanishini aniqlaydi; u kogort va nazorat-tanlov (case-control) tadqiqotlariga tayanadi. Shunday qilib, tavsifiy tahlil "nima" savoliga, tahliliy tahlil "nima uchun" savoliga javob beradi [1].</w:t>
       </w:r>
     </w:p>
     <w:p>
@@ -62,7 +62,7 @@
         <w:spacing w:after="80" w:before="160"/>
       </w:pPr>
       <w:r>
-        <w:t xml:space="preserve">Tadbirlarni tashkil etish darajalari</w:t>
+        <w:t xml:space="preserve">Tahlilning asosiy yo'nalishlari</w:t>
       </w:r>
     </w:p>
     <w:p>
@@ -71,7 +71,7 @@
         <w:jc w:val="both"/>
       </w:pPr>
       <w:r>
-        <w:t xml:space="preserve">Epidemiyaga qarshi tadbirlar turli darajalarda tashkil etiladi. Davlat darajasida — qonunchilik, milliy dasturlar (emlash kalendari), moliyalashtirish va xalqaro hamkorlik. Hududiy darajada — sanitariya-epidemiologiya xizmati tomonidan epidemiologik nazorat, tahlil, rejalashtirish va tadbirlarni muvofiqlashtirish. Mahalliy darajada — davolash-profilaktika muassasalari va QVP tomonidan bemorlarni aniqlash, o'choqda ishlash, emlashni amalga oshirish. Tadbirlar samaradorligi barcha darajalarning uyg'un va koordinatsiyalashgan ishlashiga bog'liq [1][2]. Bundan tashqari, epidemiyaga qarshi kurash ko'pincha bir necha idora va sohaning (sog'liqni saqlash, veterinariya, kommunal xizmat, ta'lim, hokimiyat) birgalikdagi harakatini talab qiladi — buni sektorlararo hamkorlik deb ataladi. Masalan, zoonozlarda veterinariya xizmati, ichak infeksiyalarida suv ta'minoti va kommunal xizmatlar bilan hamkorlik hal qiluvchi ahamiyatga ega. Shu bois sanitariya-epidemiologiya xizmati nafaqat tibbiy, balki tashkiliy-muvofiqlashtiruvchi funksiyani ham bajaradi.</w:t>
+        <w:t xml:space="preserve">Kasallanish tahlili bir necha yo'nalishda olib boriladi. Ko'p yillik dinamika tahlili kasallanishning yillar bo'yicha o'zgarish tendensiyasini (o'sish, pasayish, davriylik) aniqlaydi. Yillik (mavsumiy) dinamika tahlili kasallanishning yil davomidagi taqsimotini va mavsumiy ko'tarilish vaqtini belgilaydi. Hududiy tahlil kasallanishning geografik taqsimotini, muammoli hududlarni ko'rsatadi. Aholi guruhlari bo'yicha tahlil (yosh, jins, kasb, ijtimoiy holat) xavf guruhlarini aniqlaydi. Bu yo'nalishlar bo'yicha olingan natijalar birlashtirilib, yaxlit epidemiologik manzara shakllantiriladi [1]. Masalan, ma'lum kasallikning qishki mavsumda, muayyan hududda va bolalar orasida ko'proq uchrashi — bu uchta belgining birlashuvi infeksiyaning yuqish yo'li va xavf guruhi haqida muhim ishora beradi. Aynan shu ko'p o'lchovli tahlil epidemiologik tashxisning asosini tashkil etadi va tasodifiy kuzatuvdan ilmiy xulosaga o'tish imkonini beradi.</w:t>
       </w:r>
     </w:p>
     <w:p>
@@ -80,7 +80,7 @@
         <w:spacing w:after="80" w:before="160"/>
       </w:pPr>
       <w:r>
-        <w:t xml:space="preserve">Rejali va o'choqdagi tadbirlar</w:t>
+        <w:t xml:space="preserve">Kasallanish ko'rsatkichlari</w:t>
       </w:r>
     </w:p>
     <w:p>
@@ -89,7 +89,7 @@
         <w:jc w:val="both"/>
       </w:pPr>
       <w:r>
-        <w:t xml:space="preserve">Tashkil etish xususiyatiga ko'ra tadbirlar rejali (profilaktik) va o'choqdagi (epidemik vaziyatga javoban) turlarga bo'linadi. Rejali tadbirlar epidemik vaziyatdan qat'i nazar, muntazam o'tkaziladi: rejali emlash, profilaktik dezinfeksiya, sanitariya nazorati, dekretlangan kontingentni tekshirish, sanitariya-ma'rifiy ishlar. O'choqdagi tadbirlar esa aniq epidemik o'choq aniqlanganda ko'riladi: o'choqni epidemiologik tekshirish, bemorni ajratish, yakuniy dezinfeksiya, muloqotdagilarni kuzatish va shoshilinch profilaktika. Rejali tadbirlar kasallanishning oldini oladi, o'choqdagilari esa mavjud infeksiyani bartaraf etadi [1]. Zamonaviy epidemiologiyada rejali, profilaktik tadbirlarga ustunlik beriladi, chunki kasallikning oldini olish uni avj olgandan keyin bartaraf etishga qaraganda ancha arzon va samaraliroqdir. Shu bois yuqori emlash qamrovi, barqaror sanitariya infratuzilmasi va doimiy epidemiologik nazorat epidemik o'choqlar sonini keskin kamaytiradi va o'choqdagi favqulodda tadbirlarga bo'lgan ehtiyojni pasaytiradi.</w:t>
+        <w:t xml:space="preserve">Epidemiologik tahlilda kasallanish mutlaq sonlarda emas, balki nisbiy ko'rsatkichlarda ifodalanadi, bu turli hudud va davrlarni to'g'ri taqqoslash imkonini beradi. Asosiy ko'rsatkichlar: intensivlik ko'rsatkichi (kasallanish darajasi — aholining ma'lum soniga, masalan 100 ming kishiga nisbatan kasallar soni), ekstensivlik ko'rsatkichi (kasalliklar tarkibidagi ulush, foizda), o'lim va letallik ko'rsatkichlari. Bu ko'rsatkichlar grafik, diagramma va xaritalar orqali ko'rgazmali ifodalanadi. To'g'ri hisoblangan ko'rsatkichlar tahlil xulosalarining ishonchliligini ta'minlaydi [1]. Intensivlik va ekstensivlik ko'rsatkichlarini farqlash ayniqsa muhim: ekstensivlik ko'rsatkichi faqat tarkibni (ulushni) ko'rsatadi va kasallanish darajasini baholash uchun yaramaydi, intensivlik ko'rsatkichi esa haqiqiy xavf darajasini aks ettiradi. Bu ko'rsatkichlarni chalkashtirish tahlilda jiddiy xatolarga olib keladi.</w:t>
       </w:r>
     </w:p>
     <w:p>
@@ -98,7 +98,7 @@
         <w:spacing w:after="80" w:before="160"/>
       </w:pPr>
       <w:r>
-        <w:t xml:space="preserve">Tadbirlarni rejalashtirish</w:t>
+        <w:t xml:space="preserve">Tahlil turlaridan foydalanish</w:t>
       </w:r>
     </w:p>
     <w:p>
@@ -107,7 +107,7 @@
         <w:jc w:val="both"/>
       </w:pPr>
       <w:r>
-        <w:t xml:space="preserve">Epidemiyaga qarshi tadbirlar epidemiologik tashxis asosida rejalashtiriladi. Rejalashtirishda kasallikning epidemiologik xususiyatlari, hudud va aholi guruhlari bo'yicha xavf, mavjud resurslar va tadbirlar samaradorligi hisobga olinadi. Yaxshi reja aniq maqsad, bajaruvchilar, muddatlar va nazorat ko'rsatkichlariga ega bo'ladi. Rejali va o'choqdagi tadbirlar o'zaro muvofiqlashtiriladi. Tadbirlarning borishi va natijasi monitoring qilinib, zarurat bo'lganda reja korrektirovka qilinadi. Shunday qilib, rejalashtirish tadbirlarning tizimli va samarali bo'lishini ta'minlaydi [1]. Rejada, shuningdek, favqulodda vaziyatlar uchun zaxira resurslar (vaksina, dezinfeksiyalovchi vositalar, shaxsiy himoya vositalari, kadrlar) ko'zda tutilishi muhim, chunki epidemiya kutilmaganda avj olishi mumkin. Tayyorgarlik rejasining mavjudligi va uning muntazam yangilanishi epidemiyaga qarshi tizimning tezkor va samarali javob berish qobiliyatini belgilaydi.</w:t>
+        <w:t xml:space="preserve">Tahlil turidan foydalanish tadqiqot maqsadiga bog'liq. Uzoq muddatli profilaktik dasturni (emlash strategiyasi, mavsumiy tadbirlar) ishlab chiqish uchun retrospektiv va tavsifiy tahlil qo'llaniladi. Xavf omilini aniqlash va isbotlash uchun tahliliy tadqiqotlar (kogort, nazorat-tanlov) o'tkaziladi. Epidemik o'choq yoki avj olishni tezkor baholash uchun operativ tahlil ishlatiladi. Tadbirlar samaradorligini baholash uchun esa tahlil tadbirgacha va undan keyingi kasallanishni taqqoslaydi. Ko'pincha bir muammoni hal qilishda bir necha tahlil turi ketma-ket qo'llaniladi [1]. Bunday bosqichma-bosqich yondashuv tadqiqotning ishonchliligini oshiradi: avval tavsifiy tahlil muammoni aniqlaydi va gipoteza tug'diradi, so'ng tahliliy tahlil bu gipotezani tekshiradi, nihoyat eksperimental tahlil (agar kerak bo'lsa) tadbir samarasini isbotlaydi. Shu tariqa epidemiologik tadqiqot yuzaki kuzatuvdan chuqur ilmiy xulosa sari harakat qiladi. Har bir bosqichda to'g'ri tahlil turini tanlash xato ehtimolini kamaytiradi va natijaning amaliy qiymatini oshiradi.</w:t>
       </w:r>
     </w:p>
     <w:p>
@@ -125,7 +125,7 @@
         <w:jc w:val="both"/>
       </w:pPr>
       <w:r>
-        <w:t xml:space="preserve">Epidemiyaga qarshi tadbirlarni to'g'ri tashkil etish aholi salomatligini himoya qilishning asosiy mexanizmidir. Tadbirlarning uch yo'nalishi va ularning yetakchisini to'g'ri aniqlash, darajalararo koordinatsiya hamda rejali va o'choqdagi ishning uyg'unligi epidemiyaga qarshi kurashning muvaffaqiyatini belgilaydi. Noto'g'ri tashkil etilgan yoki koordinatsiyalanmagan tadbirlar resurslarning behuda sarflanishiga va epidemiyaning davom etishiga olib keladi. Shu bois tadbirlarni tizimli, dalillarga asoslangan holda tashkil etish vrach-epidemiologning asosiy vazifasidir [1][2]. Tadbirlarning samaradorligi epidemiologik ko'rsatkichlar (kasallanishning pasayishi, o'choqlar sonining kamayishi, emlash qamrovining oshishi) orqali baholanadi va bu baho keyingi rejalashtirish uchun asos bo'ladi.</w:t>
+        <w:t xml:space="preserve">Epidemiologik tahlil turlaridan to'g'ri foydalanish epidemiyaga qarshi ishni dalillarga asoslashga xizmat qiladi. Noto'g'ri tanlangan tahlil usuli xato xulosalarga va samarasiz tadbirlarga olib keladi. Masalan, ovqatdan zaharlanish avj olganda avval tavsifiy tahlil kasallanish taqsimotini ko'rsatadi, so'ng nazorat-tanlov tadqiqoti aybdor mahsulotni aniqlaydi — bu ikki tahlilning birgalikdagi qo'llanilishiga yaqqol misol. Shu bois tahlil turlarini va ularning qo'llanish sohalarini bilish epidemiolog uchun muhim kasbiy malakadir [1][2]. Zamonaviy sharoitda epidemiologik tahlil raqamli ma'lumotlar bazalari, statistik dasturlar va geoaxborot tizimlari (GIS) yordamida avtomatlashtirilib, uning tezligi va aniqligi oshirilmoqda. Katta hajmdagi ma'lumotlarni (big data) tahlil qilish, matematik modellashtirish va sun'iy intellekt usullari epidemiologik tahlilning yangi imkoniyatlarini ochmoqda; biroq bu zamonaviy vositalar ham baribir klassik tahlil mantiqi va epidemiologik tafakkurga tayanadi.</w:t>
       </w:r>
     </w:p>
     <w:p>
@@ -143,7 +143,7 @@
         <w:jc w:val="both"/>
       </w:pPr>
       <w:r>
-        <w:t xml:space="preserve">Epidemiyaga qarshi chora-tadbirlar epidemik jarayonning uch bo'g'iniga ta'sir qilib, uni uzishga qaratilgan. Ular uch yo'nalishga (manba, yuqish mexanizmi, qabul qiluvchan organizm) bo'linadi va yetakchi yo'nalish kasallikning yuqish mexanizmiga qarab tanlanadi. Tadbirlar davlat, hududiy va mahalliy darajalarda tashkil etilib, rejali hamda o'choqdagi turlarga bo'linadi. Ular epidemiologik tashxis asosida rejalashtiriladi va monitoring qilinadi. Tadbirlarning to'g'ri, o'z vaqtida va koordinatsiyalashgan tashkil etilishi epidemiyaga qarshi kurashning pirovard samaradorligini belgilaydi. Bu esa aholi salomatligini ishonchli himoya qilishning va yuqumli kasalliklarni nazoratda ushlab turishning kafolatidir.</w:t>
+        <w:t xml:space="preserve">Epidemiologik tahlil vaqt bo'yicha retrospektiv va operativ, maqsadi bo'yicha tavsifiy va tahliliy turlarga bo'linadi. Retrospektiv va tavsifiy tahlil kasallanish qonuniyatlarini aniqlab, strategik rejalashtirishga xizmat qilsa, operativ tahlil tezkor javobni, tahliliy tahlil esa xavf omillarini isbotlashni ta'minlaydi. Tahlil nisbiy ko'rsatkichlarga tayanadi va bir necha yo'nalishda olib boriladi. Tahlil turini to'g'ri tanlash va ularni birgalikda, maqsadga muvofiq qo'llash epidemiologik tashxis va tadbirlarni ilmiy asoslashning kalitidir. Shuning uchun har bir vrach-epidemiolog tahlil turlarini chuqur egallab, ularni amaliy vaziyatga mohirona moslashtira olishi kerak.</w:t>
       </w:r>
     </w:p>
     <w:p>
@@ -178,7 +178,20 @@
         <w:spacing w:after="40"/>
       </w:pPr>
       <w:r>
-        <w:t xml:space="preserve">Heymann D.L. (ed.). Control of Communicable Diseases Manual, 20th ed. Washington: APHA.</w:t>
+        <w:t xml:space="preserve">Centers for Disease Control and Prevention. Principles of Epidemiology in Public Health Practice, 3rd ed. Atlanta: CDC. URL: https://www.cdc.gov/csels/dsepd/ss1978/index.html</w:t>
+      </w:r>
+    </w:p>
+    <w:p>
+      <w:pPr>
+        <w:pStyle w:val="ListParagraph"/>
+        <w:numPr>
+          <w:ilvl w:val="0"/>
+          <w:numId w:val="2"/>
+        </w:numPr>
+        <w:spacing w:after="40"/>
+      </w:pPr>
+      <w:r>
+        <w:t xml:space="preserve">Umirov S.E., Qodirov Z.Z. Klinik epidemiologiya. — Toshkent.</w:t>
       </w:r>
     </w:p>
     <w:sectPr>
@@ -384,6 +397,18 @@
       <w:lvlJc w:val="left"/>
       <w:pPr>
         <w:ind w:left="576" w:hanging="316"/>
+      </w:pPr>
+    </w:lvl>
+  </w:abstractNum>
+  <w:abstractNum w:abstractNumId="90">
+    <w:multiLevelType w:val="hybridMultilevel"/>
+    <w:lvl w:ilvl="0">
+      <w:start w:val="1"/>
+      <w:numFmt w:val="decimal"/>
+      <w:lvlText w:val="%1)"/>
+      <w:lvlJc w:val="left"/>
+      <w:pPr>
+        <w:ind w:left="851" w:hanging="425"/>
       </w:pPr>
     </w:lvl>
   </w:abstractNum>

--- a/javoblar/022.docx
+++ b/javoblar/022.docx
@@ -5,153 +5,296 @@
     <w:p>
       <w:pPr>
         <w:pStyle w:val="Heading1"/>
-        <w:spacing w:after="200"/>
-      </w:pPr>
-      <w:r>
+        <w:spacing w:after="240"/>
+        <w:jc w:val="center"/>
+      </w:pPr>
+      <w:r>
+        <w:rPr>
+          <w:rFonts w:ascii="Times New Roman" w:cs="Times New Roman" w:eastAsia="Times New Roman" w:hAnsi="Times New Roman"/>
+          <w:b/>
+          <w:bCs/>
+          <w:sz w:val="28"/>
+          <w:szCs w:val="28"/>
+        </w:rPr>
         <w:t xml:space="preserve">22. Epidemiologik tahlil turlari va ulardan foydalanish</w:t>
       </w:r>
     </w:p>
     <w:p>
       <w:pPr>
-        <w:spacing w:after="120"/>
+        <w:spacing w:after="120" w:line="276"/>
+        <w:ind w:firstLine="567"/>
         <w:jc w:val="both"/>
       </w:pPr>
       <w:r>
+        <w:rPr>
+          <w:rFonts w:ascii="Times New Roman" w:cs="Times New Roman" w:eastAsia="Times New Roman" w:hAnsi="Times New Roman"/>
+          <w:sz w:val="28"/>
+          <w:szCs w:val="28"/>
+        </w:rPr>
         <w:t xml:space="preserve">Epidemiologik tahlil — kasallanish holatini, uning tarqalish qonuniyatlarini va shartlovchi omillarini o'rganishga qaratilgan epidemiologik usuldir. U epidemiologik nazoratning asosiy tarkibiy qismi bo'lib, to'plangan ma'lumotlarni qayta ishlash va shu asosda epidemiologik tashxis qo'yish hamda tadbirlarni asoslash imkonini beradi. Epidemiologik tahlil bir necha turga bo'linadi va har bir tur muayyan vazifani bajarish uchun qo'llaniladi. Tahlil turini to'g'ri tanlash tadqiqot maqsadiga va mavjud ma'lumotlarga bog'liq holda amalga oshiriladi [1].</w:t>
       </w:r>
     </w:p>
     <w:p>
       <w:pPr>
         <w:pStyle w:val="Heading2"/>
-        <w:spacing w:after="80" w:before="160"/>
-      </w:pPr>
-      <w:r>
+        <w:spacing w:after="100" w:before="200"/>
+      </w:pPr>
+      <w:r>
+        <w:rPr>
+          <w:rFonts w:ascii="Times New Roman" w:cs="Times New Roman" w:eastAsia="Times New Roman" w:hAnsi="Times New Roman"/>
+          <w:b/>
+          <w:bCs/>
+          <w:sz w:val="28"/>
+          <w:szCs w:val="28"/>
+        </w:rPr>
         <w:t xml:space="preserve">Vaqt bo'yicha tasnif: retrospektiv va operativ tahlil</w:t>
       </w:r>
     </w:p>
     <w:p>
       <w:pPr>
-        <w:spacing w:after="120"/>
+        <w:spacing w:after="120" w:line="276"/>
+        <w:ind w:firstLine="567"/>
         <w:jc w:val="both"/>
       </w:pPr>
       <w:r>
+        <w:rPr>
+          <w:rFonts w:ascii="Times New Roman" w:cs="Times New Roman" w:eastAsia="Times New Roman" w:hAnsi="Times New Roman"/>
+          <w:sz w:val="28"/>
+          <w:szCs w:val="28"/>
+        </w:rPr>
         <w:t xml:space="preserve">O'tkazilish vaqtiga ko'ra epidemiologik tahlil retrospektiv va operativ turlarga bo'linadi. Retrospektiv tahlil o'tgan davr (bir necha yil) ma'lumotlarini chuqur o'rganib, kasallanishning ko'p yillik dinamikasi, mavsumiyligi, hududiy va demografik taqsimoti hamda xavf omillarini aniqlaydi; u strategik rejalashtirish uchun asos bo'ladi. Operativ (joriy) tahlil esa real vaqt rejimida kasallanishni kuzatib, epidemik vaziyatning o'zgarishini erta aniqlaydi va tezkor javobni ta'minlaydi. Ikkala tur bir-birini to'ldiradi: retrospektiv tahlil operativ tahlil uchun kutilgan (normativ) kasallanish darajasini — ya'ni "etalon"ni beradi, operativ tahlil esa joriy darajani shu etalon bilan solishtiradi [1]. Agar joriy daraja belgilangan chegaradan oshsa, bu epidemik noxushlik signali hisoblanadi. Shunday qilib, retrospektiv tahlilsiz operativ tahlilni to'g'ri talqin qilib bo'lmaydi, chunki "ko'p" yoki "kam" degan baho faqat avvalgi davr bilan taqqoslash orqali ma'no kasb etadi.</w:t>
       </w:r>
     </w:p>
     <w:p>
       <w:pPr>
         <w:pStyle w:val="Heading2"/>
-        <w:spacing w:after="80" w:before="160"/>
-      </w:pPr>
-      <w:r>
+        <w:spacing w:after="100" w:before="200"/>
+      </w:pPr>
+      <w:r>
+        <w:rPr>
+          <w:rFonts w:ascii="Times New Roman" w:cs="Times New Roman" w:eastAsia="Times New Roman" w:hAnsi="Times New Roman"/>
+          <w:b/>
+          <w:bCs/>
+          <w:sz w:val="28"/>
+          <w:szCs w:val="28"/>
+        </w:rPr>
         <w:t xml:space="preserve">Tavsifiy va tahliliy (analitik) tahlil</w:t>
       </w:r>
     </w:p>
     <w:p>
       <w:pPr>
-        <w:spacing w:after="120"/>
+        <w:spacing w:after="120" w:line="276"/>
+        <w:ind w:firstLine="567"/>
         <w:jc w:val="both"/>
       </w:pPr>
       <w:r>
+        <w:rPr>
+          <w:rFonts w:ascii="Times New Roman" w:cs="Times New Roman" w:eastAsia="Times New Roman" w:hAnsi="Times New Roman"/>
+          <w:sz w:val="28"/>
+          <w:szCs w:val="28"/>
+        </w:rPr>
         <w:t xml:space="preserve">Maqsadiga ko'ra epidemiologik tahlil tavsifiy (deskriptiv) va tahliliy (analitik) turlarga bo'linadi. Tavsifiy tahlil kasallanishni uch asosiy belgi — vaqt, hudud va aholi guruhi (shaxs) bo'yicha ta'riflaydi: kasallik qachon, qayerda va kimda ko'proq uchrashini ko'rsatadi. U gipoteza (taxmin) ilgari surish uchun zamin yaratadi. Tahliliy tahlil esa bu gipotezalarni tekshiradi va xavf omillari bilan kasallik o'rtasidagi sabab-oqibat bog'lanishini aniqlaydi; u kogort va nazorat-tanlov (case-control) tadqiqotlariga tayanadi. Shunday qilib, tavsifiy tahlil "nima" savoliga, tahliliy tahlil "nima uchun" savoliga javob beradi [1].</w:t>
       </w:r>
     </w:p>
     <w:p>
       <w:pPr>
         <w:pStyle w:val="Heading2"/>
-        <w:spacing w:after="80" w:before="160"/>
-      </w:pPr>
-      <w:r>
+        <w:spacing w:after="100" w:before="200"/>
+      </w:pPr>
+      <w:r>
+        <w:rPr>
+          <w:rFonts w:ascii="Times New Roman" w:cs="Times New Roman" w:eastAsia="Times New Roman" w:hAnsi="Times New Roman"/>
+          <w:b/>
+          <w:bCs/>
+          <w:sz w:val="28"/>
+          <w:szCs w:val="28"/>
+        </w:rPr>
         <w:t xml:space="preserve">Tahlilning asosiy yo'nalishlari</w:t>
       </w:r>
     </w:p>
     <w:p>
       <w:pPr>
-        <w:spacing w:after="120"/>
+        <w:spacing w:after="120" w:line="276"/>
+        <w:ind w:firstLine="567"/>
         <w:jc w:val="both"/>
       </w:pPr>
       <w:r>
+        <w:rPr>
+          <w:rFonts w:ascii="Times New Roman" w:cs="Times New Roman" w:eastAsia="Times New Roman" w:hAnsi="Times New Roman"/>
+          <w:sz w:val="28"/>
+          <w:szCs w:val="28"/>
+        </w:rPr>
         <w:t xml:space="preserve">Kasallanish tahlili bir necha yo'nalishda olib boriladi. Ko'p yillik dinamika tahlili kasallanishning yillar bo'yicha o'zgarish tendensiyasini (o'sish, pasayish, davriylik) aniqlaydi. Yillik (mavsumiy) dinamika tahlili kasallanishning yil davomidagi taqsimotini va mavsumiy ko'tarilish vaqtini belgilaydi. Hududiy tahlil kasallanishning geografik taqsimotini, muammoli hududlarni ko'rsatadi. Aholi guruhlari bo'yicha tahlil (yosh, jins, kasb, ijtimoiy holat) xavf guruhlarini aniqlaydi. Bu yo'nalishlar bo'yicha olingan natijalar birlashtirilib, yaxlit epidemiologik manzara shakllantiriladi [1]. Masalan, ma'lum kasallikning qishki mavsumda, muayyan hududda va bolalar orasida ko'proq uchrashi — bu uchta belgining birlashuvi infeksiyaning yuqish yo'li va xavf guruhi haqida muhim ishora beradi. Aynan shu ko'p o'lchovli tahlil epidemiologik tashxisning asosini tashkil etadi va tasodifiy kuzatuvdan ilmiy xulosaga o'tish imkonini beradi.</w:t>
       </w:r>
     </w:p>
     <w:p>
       <w:pPr>
         <w:pStyle w:val="Heading2"/>
-        <w:spacing w:after="80" w:before="160"/>
-      </w:pPr>
-      <w:r>
+        <w:spacing w:after="100" w:before="200"/>
+      </w:pPr>
+      <w:r>
+        <w:rPr>
+          <w:rFonts w:ascii="Times New Roman" w:cs="Times New Roman" w:eastAsia="Times New Roman" w:hAnsi="Times New Roman"/>
+          <w:b/>
+          <w:bCs/>
+          <w:sz w:val="28"/>
+          <w:szCs w:val="28"/>
+        </w:rPr>
         <w:t xml:space="preserve">Kasallanish ko'rsatkichlari</w:t>
       </w:r>
     </w:p>
     <w:p>
       <w:pPr>
-        <w:spacing w:after="120"/>
+        <w:spacing w:after="120" w:line="276"/>
+        <w:ind w:firstLine="567"/>
         <w:jc w:val="both"/>
       </w:pPr>
       <w:r>
+        <w:rPr>
+          <w:rFonts w:ascii="Times New Roman" w:cs="Times New Roman" w:eastAsia="Times New Roman" w:hAnsi="Times New Roman"/>
+          <w:sz w:val="28"/>
+          <w:szCs w:val="28"/>
+        </w:rPr>
         <w:t xml:space="preserve">Epidemiologik tahlilda kasallanish mutlaq sonlarda emas, balki nisbiy ko'rsatkichlarda ifodalanadi, bu turli hudud va davrlarni to'g'ri taqqoslash imkonini beradi. Asosiy ko'rsatkichlar: intensivlik ko'rsatkichi (kasallanish darajasi — aholining ma'lum soniga, masalan 100 ming kishiga nisbatan kasallar soni), ekstensivlik ko'rsatkichi (kasalliklar tarkibidagi ulush, foizda), o'lim va letallik ko'rsatkichlari. Bu ko'rsatkichlar grafik, diagramma va xaritalar orqali ko'rgazmali ifodalanadi. To'g'ri hisoblangan ko'rsatkichlar tahlil xulosalarining ishonchliligini ta'minlaydi [1]. Intensivlik va ekstensivlik ko'rsatkichlarini farqlash ayniqsa muhim: ekstensivlik ko'rsatkichi faqat tarkibni (ulushni) ko'rsatadi va kasallanish darajasini baholash uchun yaramaydi, intensivlik ko'rsatkichi esa haqiqiy xavf darajasini aks ettiradi. Bu ko'rsatkichlarni chalkashtirish tahlilda jiddiy xatolarga olib keladi.</w:t>
       </w:r>
     </w:p>
     <w:p>
       <w:pPr>
         <w:pStyle w:val="Heading2"/>
-        <w:spacing w:after="80" w:before="160"/>
-      </w:pPr>
-      <w:r>
+        <w:spacing w:after="100" w:before="200"/>
+      </w:pPr>
+      <w:r>
+        <w:rPr>
+          <w:rFonts w:ascii="Times New Roman" w:cs="Times New Roman" w:eastAsia="Times New Roman" w:hAnsi="Times New Roman"/>
+          <w:b/>
+          <w:bCs/>
+          <w:sz w:val="28"/>
+          <w:szCs w:val="28"/>
+        </w:rPr>
         <w:t xml:space="preserve">Tahlil turlaridan foydalanish</w:t>
       </w:r>
     </w:p>
     <w:p>
       <w:pPr>
-        <w:spacing w:after="120"/>
+        <w:spacing w:after="120" w:line="276"/>
+        <w:ind w:firstLine="567"/>
         <w:jc w:val="both"/>
       </w:pPr>
       <w:r>
+        <w:rPr>
+          <w:rFonts w:ascii="Times New Roman" w:cs="Times New Roman" w:eastAsia="Times New Roman" w:hAnsi="Times New Roman"/>
+          <w:sz w:val="28"/>
+          <w:szCs w:val="28"/>
+        </w:rPr>
         <w:t xml:space="preserve">Tahlil turidan foydalanish tadqiqot maqsadiga bog'liq. Uzoq muddatli profilaktik dasturni (emlash strategiyasi, mavsumiy tadbirlar) ishlab chiqish uchun retrospektiv va tavsifiy tahlil qo'llaniladi. Xavf omilini aniqlash va isbotlash uchun tahliliy tadqiqotlar (kogort, nazorat-tanlov) o'tkaziladi. Epidemik o'choq yoki avj olishni tezkor baholash uchun operativ tahlil ishlatiladi. Tadbirlar samaradorligini baholash uchun esa tahlil tadbirgacha va undan keyingi kasallanishni taqqoslaydi. Ko'pincha bir muammoni hal qilishda bir necha tahlil turi ketma-ket qo'llaniladi [1]. Bunday bosqichma-bosqich yondashuv tadqiqotning ishonchliligini oshiradi: avval tavsifiy tahlil muammoni aniqlaydi va gipoteza tug'diradi, so'ng tahliliy tahlil bu gipotezani tekshiradi, nihoyat eksperimental tahlil (agar kerak bo'lsa) tadbir samarasini isbotlaydi. Shu tariqa epidemiologik tadqiqot yuzaki kuzatuvdan chuqur ilmiy xulosa sari harakat qiladi. Har bir bosqichda to'g'ri tahlil turini tanlash xato ehtimolini kamaytiradi va natijaning amaliy qiymatini oshiradi.</w:t>
       </w:r>
     </w:p>
     <w:p>
       <w:pPr>
         <w:pStyle w:val="Heading2"/>
-        <w:spacing w:after="80" w:before="160"/>
-      </w:pPr>
-      <w:r>
+        <w:spacing w:after="100" w:before="200"/>
+      </w:pPr>
+      <w:r>
+        <w:rPr>
+          <w:rFonts w:ascii="Times New Roman" w:cs="Times New Roman" w:eastAsia="Times New Roman" w:hAnsi="Times New Roman"/>
+          <w:b/>
+          <w:bCs/>
+          <w:sz w:val="28"/>
+          <w:szCs w:val="28"/>
+        </w:rPr>
         <w:t xml:space="preserve">Amaliy ahamiyati</w:t>
       </w:r>
     </w:p>
     <w:p>
       <w:pPr>
-        <w:spacing w:after="120"/>
+        <w:spacing w:after="120" w:line="276"/>
+        <w:ind w:firstLine="567"/>
         <w:jc w:val="both"/>
       </w:pPr>
       <w:r>
+        <w:rPr>
+          <w:rFonts w:ascii="Times New Roman" w:cs="Times New Roman" w:eastAsia="Times New Roman" w:hAnsi="Times New Roman"/>
+          <w:sz w:val="28"/>
+          <w:szCs w:val="28"/>
+        </w:rPr>
         <w:t xml:space="preserve">Epidemiologik tahlil turlaridan to'g'ri foydalanish epidemiyaga qarshi ishni dalillarga asoslashga xizmat qiladi. Noto'g'ri tanlangan tahlil usuli xato xulosalarga va samarasiz tadbirlarga olib keladi. Masalan, ovqatdan zaharlanish avj olganda avval tavsifiy tahlil kasallanish taqsimotini ko'rsatadi, so'ng nazorat-tanlov tadqiqoti aybdor mahsulotni aniqlaydi — bu ikki tahlilning birgalikdagi qo'llanilishiga yaqqol misol. Shu bois tahlil turlarini va ularning qo'llanish sohalarini bilish epidemiolog uchun muhim kasbiy malakadir [1][2]. Zamonaviy sharoitda epidemiologik tahlil raqamli ma'lumotlar bazalari, statistik dasturlar va geoaxborot tizimlari (GIS) yordamida avtomatlashtirilib, uning tezligi va aniqligi oshirilmoqda. Katta hajmdagi ma'lumotlarni (big data) tahlil qilish, matematik modellashtirish va sun'iy intellekt usullari epidemiologik tahlilning yangi imkoniyatlarini ochmoqda; biroq bu zamonaviy vositalar ham baribir klassik tahlil mantiqi va epidemiologik tafakkurga tayanadi.</w:t>
       </w:r>
     </w:p>
     <w:p>
       <w:pPr>
         <w:pStyle w:val="Heading2"/>
-        <w:spacing w:after="80" w:before="160"/>
-      </w:pPr>
-      <w:r>
+        <w:spacing w:after="100" w:before="200"/>
+      </w:pPr>
+      <w:r>
+        <w:rPr>
+          <w:rFonts w:ascii="Times New Roman" w:cs="Times New Roman" w:eastAsia="Times New Roman" w:hAnsi="Times New Roman"/>
+          <w:b/>
+          <w:bCs/>
+          <w:sz w:val="28"/>
+          <w:szCs w:val="28"/>
+        </w:rPr>
+        <w:t xml:space="preserve">Tahlil bosqichlari va ma'lumot manbalari</w:t>
+      </w:r>
+    </w:p>
+    <w:p>
+      <w:pPr>
+        <w:spacing w:after="120" w:line="276"/>
+        <w:ind w:firstLine="567"/>
+        <w:jc w:val="both"/>
+      </w:pPr>
+      <w:r>
+        <w:rPr>
+          <w:rFonts w:ascii="Times New Roman" w:cs="Times New Roman" w:eastAsia="Times New Roman" w:hAnsi="Times New Roman"/>
+          <w:sz w:val="28"/>
+          <w:szCs w:val="28"/>
+        </w:rPr>
+        <w:t xml:space="preserve">Epidemiologik tahlilning umumiy mantig'i uch bosqichdan iborat: ma'lumotlar yig'ish, tavsiflash va analitik bosqich [1]. Tavsifiy bosqichda hodisalar vaqt, joy va shaxs bo'yicha tavsiflanadi; vaqt bo'yicha yillik, mavsumiy, haftalik, kundalik va dam olish kunlari kabi taqsimotlar, joy bo'yicha geografik farqlar va ish yoki o'qish joylari, shaxs bo'yicha yosh, jins, ijtimoiy-iqtisodiy holat va xulq-atvor omillari ko'rib chiqiladi [3]. Analitik bosqich esa guruhlar o'rtasidagi kasallanish farqlari demografik xususiyatlar, immunologik holat, xulq-atvor va atrof-muhit ta'siri bilan bog'liqligini baholaydi [3]. Natijada olingan epidemiologik tashxis profilaktik va epidemiyaga qarshi chora-tadbirlarni asoslash uchun ishlatiladi [1].</w:t>
+      </w:r>
+    </w:p>
+    <w:p>
+      <w:pPr>
+        <w:pStyle w:val="Heading2"/>
+        <w:spacing w:after="100" w:before="200"/>
+      </w:pPr>
+      <w:r>
+        <w:rPr>
+          <w:rFonts w:ascii="Times New Roman" w:cs="Times New Roman" w:eastAsia="Times New Roman" w:hAnsi="Times New Roman"/>
+          <w:b/>
+          <w:bCs/>
+          <w:sz w:val="28"/>
+          <w:szCs w:val="28"/>
+        </w:rPr>
         <w:t xml:space="preserve">Xulosa</w:t>
       </w:r>
     </w:p>
     <w:p>
       <w:pPr>
-        <w:spacing w:after="120"/>
+        <w:spacing w:after="120" w:line="276"/>
+        <w:ind w:firstLine="567"/>
         <w:jc w:val="both"/>
       </w:pPr>
       <w:r>
-        <w:t xml:space="preserve">Epidemiologik tahlil vaqt bo'yicha retrospektiv va operativ, maqsadi bo'yicha tavsifiy va tahliliy turlarga bo'linadi. Retrospektiv va tavsifiy tahlil kasallanish qonuniyatlarini aniqlab, strategik rejalashtirishga xizmat qilsa, operativ tahlil tezkor javobni, tahliliy tahlil esa xavf omillarini isbotlashni ta'minlaydi. Tahlil nisbiy ko'rsatkichlarga tayanadi va bir necha yo'nalishda olib boriladi. Tahlil turini to'g'ri tanlash va ularni birgalikda, maqsadga muvofiq qo'llash epidemiologik tashxis va tadbirlarni ilmiy asoslashning kalitidir. Shuning uchun har bir vrach-epidemiolog tahlil turlarini chuqur egallab, ularni amaliy vaziyatga mohirona moslashtira olishi kerak.</w:t>
+        <w:rPr>
+          <w:rFonts w:ascii="Times New Roman" w:cs="Times New Roman" w:eastAsia="Times New Roman" w:hAnsi="Times New Roman"/>
+          <w:sz w:val="28"/>
+          <w:szCs w:val="28"/>
+        </w:rPr>
+        <w:t xml:space="preserve">Epidemiologik tahlil vaqt bo'yicha retrospektiv va operativ, maqsadi bo'yicha tavsifiy va tahliliy turlarga bo'linadi. Retrospektiv va tavsifiy tahlil kasallanish qonuniyatlarini aniqlab, strategik rejalashtirishga xizmat qilsa, operativ tahlil tezkor javobni, tahliliy tahlil esa xavf omillarini isbotlashni ta'minlaydi. Tahlil nisbiy ko'rsatkichlarga tayanadi va bir necha yo'nalishda olib boriladi. Tahlil turini to'g'ri tanlash va ularni birgalikda, maqsadga muvofiq qo'llash epidemiologik tashxis va tadbirlarni ilmiy asoslashning kalitidir. Shuning uchun har bir vrach-epidemiolog tahlil turlarini chuqur egallab, ularni amaliy vaziyatga mohirona moslashtira olishi kerak. Yuqish zanjiri tahlil natijalarini tasniflashda foydali: nazorat odatda zanjirning aralashuvga eng sezgir bo'g'iniga qaratiladi [4]. Yo'riqnomada tekshiruvni o'tkazish qarori epidemik vaziyat va retrospektiv tahlil ma'lumotlariga qarab epidemiolog tomonidan belgilanishi aytilgan [5]. Tahlil asosida o'tkaziladigan o'choq choralari qonunda gumon qilinganlarni ajratish, muloqotda bo'lganlarni tekshirish va yuqish yo'llarini aniqlash sifatida belgilangan [6].</w:t>
       </w:r>
     </w:p>
     <w:p>
       <w:pPr>
         <w:pStyle w:val="Heading2"/>
-        <w:spacing w:after="80" w:before="220"/>
-      </w:pPr>
-      <w:r>
+        <w:spacing w:after="100" w:before="280"/>
+      </w:pPr>
+      <w:r>
+        <w:rPr>
+          <w:rFonts w:ascii="Times New Roman" w:cs="Times New Roman" w:eastAsia="Times New Roman" w:hAnsi="Times New Roman"/>
+          <w:b/>
+          <w:bCs/>
+          <w:sz w:val="28"/>
+          <w:szCs w:val="28"/>
+        </w:rPr>
         <w:t xml:space="preserve">Foydalanilgan adabiyotlar</w:t>
       </w:r>
     </w:p>
@@ -162,10 +305,15 @@
           <w:ilvl w:val="0"/>
           <w:numId w:val="2"/>
         </w:numPr>
-        <w:spacing w:after="40"/>
-      </w:pPr>
-      <w:r>
-        <w:t xml:space="preserve">Mirtazayev O.M., Zuyeva L.P., Matnazarova G.S. Epidemiologiya. — Toshkent, 2016.</w:t>
+        <w:spacing w:after="80" w:line="260"/>
+      </w:pPr>
+      <w:r>
+        <w:rPr>
+          <w:rFonts w:ascii="Times New Roman" w:cs="Times New Roman" w:eastAsia="Times New Roman" w:hAnsi="Times New Roman"/>
+          <w:sz w:val="28"/>
+          <w:szCs w:val="28"/>
+        </w:rPr>
+        <w:t xml:space="preserve">Mirtazayev O.M., Zueva L.P., Matnazarova G.S. Epidemiologiya (darslik). Toshkent, 2016. Manba: xayrullokomilov.uz/kutubxona, material № 2356 (matn kirill yozuvida; sahifalar matnda ko'rsatilgan).</w:t>
       </w:r>
     </w:p>
     <w:p>
@@ -175,10 +323,15 @@
           <w:ilvl w:val="0"/>
           <w:numId w:val="2"/>
         </w:numPr>
-        <w:spacing w:after="40"/>
-      </w:pPr>
-      <w:r>
-        <w:t xml:space="preserve">Centers for Disease Control and Prevention. Principles of Epidemiology in Public Health Practice, 3rd ed. Atlanta: CDC. URL: https://www.cdc.gov/csels/dsepd/ss1978/index.html</w:t>
+        <w:spacing w:after="80" w:line="260"/>
+      </w:pPr>
+      <w:r>
+        <w:rPr>
+          <w:rFonts w:ascii="Times New Roman" w:cs="Times New Roman" w:eastAsia="Times New Roman" w:hAnsi="Times New Roman"/>
+          <w:sz w:val="28"/>
+          <w:szCs w:val="28"/>
+        </w:rPr>
+        <w:t xml:space="preserve">CDC. Principles of Epidemiology in Public Health Practice (SS1978), Lesson 1: Introduction to Epidemiology. URL: https://archive.cdc.gov/www_cdc_gov/csels/dsepd/ss1978/lesson1/index.html (kirilgan sana: 30.10.2026).</w:t>
       </w:r>
     </w:p>
     <w:p>
@@ -188,15 +341,74 @@
           <w:ilvl w:val="0"/>
           <w:numId w:val="2"/>
         </w:numPr>
-        <w:spacing w:after="40"/>
-      </w:pPr>
-      <w:r>
-        <w:t xml:space="preserve">Umirov S.E., Qodirov Z.Z. Klinik epidemiologiya. — Toshkent.</w:t>
+        <w:spacing w:after="80" w:line="260"/>
+      </w:pPr>
+      <w:r>
+        <w:rPr>
+          <w:rFonts w:ascii="Times New Roman" w:cs="Times New Roman" w:eastAsia="Times New Roman" w:hAnsi="Times New Roman"/>
+          <w:sz w:val="28"/>
+          <w:szCs w:val="28"/>
+        </w:rPr>
+        <w:t xml:space="preserve">CDC. Principles of Epidemiology in Public Health Practice (SS1978), Lesson 1, Section 1: Definition of Epidemiology. URL: https://archive.cdc.gov/www_cdc_gov/csels/dsepd/ss1978/lesson1/section1.html (kirilgan sana: 30.10.2026).</w:t>
+      </w:r>
+    </w:p>
+    <w:p>
+      <w:pPr>
+        <w:pStyle w:val="ListParagraph"/>
+        <w:numPr>
+          <w:ilvl w:val="0"/>
+          <w:numId w:val="2"/>
+        </w:numPr>
+        <w:spacing w:after="80" w:line="260"/>
+      </w:pPr>
+      <w:r>
+        <w:rPr>
+          <w:rFonts w:ascii="Times New Roman" w:cs="Times New Roman" w:eastAsia="Times New Roman" w:hAnsi="Times New Roman"/>
+          <w:sz w:val="28"/>
+          <w:szCs w:val="28"/>
+        </w:rPr>
+        <w:t xml:space="preserve">CDC. Principles of Epidemiology in Public Health Practice (SS1978), Lesson 1, Section 10: Chain of Infection. URL: https://archive.cdc.gov/www_cdc_gov/csels/dsepd/ss1978/lesson1/section10.html (kirilgan sana: 30.10.2026).</w:t>
+      </w:r>
+    </w:p>
+    <w:p>
+      <w:pPr>
+        <w:pStyle w:val="ListParagraph"/>
+        <w:numPr>
+          <w:ilvl w:val="0"/>
+          <w:numId w:val="2"/>
+        </w:numPr>
+        <w:spacing w:after="80" w:line="260"/>
+      </w:pPr>
+      <w:r>
+        <w:rPr>
+          <w:rFonts w:ascii="Times New Roman" w:cs="Times New Roman" w:eastAsia="Times New Roman" w:hAnsi="Times New Roman"/>
+          <w:sz w:val="28"/>
+          <w:szCs w:val="28"/>
+        </w:rPr>
+        <w:t xml:space="preserve">O'zbekiston Respublikasi Sog'liqni saqlash vazirining 25.03.2015-yildagi buyrug'iga 1-ilova: o'tkir ichak infeksiyalarini oldini olish borasidagi yo'riqnoma, 6-bo'lim. Manba: xayrullokomilov.uz/kutubxona, material № 436 (kutubxonada "Buyruq № 122"; hujjat ichida "125-son" va "122-son" ikkalasi uchraydi — raqam tasdiqlanmagan; matn kirill yozuvida).</w:t>
+      </w:r>
+    </w:p>
+    <w:p>
+      <w:pPr>
+        <w:pStyle w:val="ListParagraph"/>
+        <w:numPr>
+          <w:ilvl w:val="0"/>
+          <w:numId w:val="2"/>
+        </w:numPr>
+        <w:spacing w:after="80" w:line="260"/>
+      </w:pPr>
+      <w:r>
+        <w:rPr>
+          <w:rFonts w:ascii="Times New Roman" w:cs="Times New Roman" w:eastAsia="Times New Roman" w:hAnsi="Times New Roman"/>
+          <w:sz w:val="28"/>
+          <w:szCs w:val="28"/>
+        </w:rPr>
+        <w:t xml:space="preserve">O'zbekiston Respublikasining "Aholining sanitariya-epidemiologik osoyishtaligi to'g'risida"gi Qonuni (Qonunchilik palatasi 2015-yil 15-iyulda qabul qilgan, Senat 2015-yil 6-avgustda ma'qullagan), 32-modda. URL: https://lex.uz/docs/2732587. Manba: xayrullokomilov.uz/kutubxona, material № 201 (matn kirill yozuvida; asosiy raqami matnda ko'rsatilmagan — tasdiqlanmagan).</w:t>
       </w:r>
     </w:p>
     <w:sectPr>
       <w:pgSz w:w="11906" w:h="16838" w:orient="portrait"/>
-      <w:pgMar w:top="1134" w:right="850" w:bottom="1134" w:left="1418" w:header="708" w:footer="708" w:gutter="0"/>
+      <w:pgMar w:top="1134" w:right="850" w:bottom="1134" w:left="1701" w:header="708" w:footer="708" w:gutter="0"/>
       <w:pgNumType/>
       <w:docGrid w:linePitch="360"/>
     </w:sectPr>
@@ -368,48 +580,17 @@
     <w:multiLevelType w:val="hybridMultilevel"/>
     <w:lvl w:ilvl="0" w:tentative="1">
       <w:start w:val="1"/>
-      <w:numFmt w:val="bullet"/>
-      <w:lvlText w:val="•"/>
+      <w:numFmt w:val="decimal"/>
+      <w:lvlText w:val="[%1]"/>
       <w:lvlJc w:val="left"/>
       <w:pPr>
-        <w:ind w:left="576" w:hanging="316"/>
-      </w:pPr>
-    </w:lvl>
-  </w:abstractNum>
-  <w:abstractNum w:abstractNumId="3" w15:restartNumberingAfterBreak="0">
-    <w:multiLevelType w:val="hybridMultilevel"/>
-    <w:lvl w:ilvl="0" w:tentative="1">
-      <w:start w:val="1"/>
-      <w:numFmt w:val="decimal"/>
-      <w:lvlText w:val="%1."/>
-      <w:lvlJc w:val="left"/>
-      <w:pPr>
-        <w:ind w:left="576" w:hanging="316"/>
-      </w:pPr>
-    </w:lvl>
-  </w:abstractNum>
-  <w:abstractNum w:abstractNumId="4" w15:restartNumberingAfterBreak="0">
-    <w:multiLevelType w:val="hybridMultilevel"/>
-    <w:lvl w:ilvl="0" w:tentative="1">
-      <w:start w:val="1"/>
-      <w:numFmt w:val="decimal"/>
-      <w:lvlText w:val="%1."/>
-      <w:lvlJc w:val="left"/>
-      <w:pPr>
-        <w:ind w:left="576" w:hanging="316"/>
-      </w:pPr>
-    </w:lvl>
-  </w:abstractNum>
-  <w:abstractNum w:abstractNumId="90">
-    <w:multiLevelType w:val="hybridMultilevel"/>
-    <w:lvl w:ilvl="0">
-      <w:start w:val="1"/>
-      <w:numFmt w:val="decimal"/>
-      <w:lvlText w:val="%1)"/>
-      <w:lvlJc w:val="left"/>
-      <w:pPr>
-        <w:ind w:left="851" w:hanging="425"/>
-      </w:pPr>
+        <w:ind w:left="720" w:hanging="720"/>
+      </w:pPr>
+      <w:rPr>
+        <w:rFonts w:ascii="Times New Roman" w:cs="Times New Roman" w:eastAsia="Times New Roman" w:hAnsi="Times New Roman"/>
+        <w:sz w:val="28"/>
+        <w:szCs w:val="28"/>
+      </w:rPr>
     </w:lvl>
   </w:abstractNum>
   <w:num w:numId="1">
@@ -419,7 +600,7 @@
     </w:lvlOverride>
   </w:num>
   <w:num w:numId="2">
-    <w:abstractNumId w:val="4"/>
+    <w:abstractNumId w:val="2"/>
     <w:lvlOverride w:ilvl="0">
       <w:startOverride w:val="1"/>
     </w:lvlOverride>
@@ -433,8 +614,8 @@
     <w:rPrDefault>
       <w:rPr>
         <w:rFonts w:ascii="Times New Roman" w:cs="Times New Roman" w:eastAsia="Times New Roman" w:hAnsi="Times New Roman"/>
-        <w:sz w:val="24"/>
-        <w:szCs w:val="24"/>
+        <w:sz w:val="28"/>
+        <w:szCs w:val="28"/>
       </w:rPr>
     </w:rPrDefault>
     <w:pPrDefault/>
@@ -569,7 +750,7 @@
     <w:unhideWhenUsed/>
     <w:pPr>
       <w:spacing w:after="100"/>
-      <w:ind w:left="240"/>
+      <w:ind w:left="280"/>
     </w:pPr>
   </w:style>
   <w:style w:type="paragraph" w:styleId="TOC3">
@@ -581,7 +762,7 @@
     <w:unhideWhenUsed/>
     <w:pPr>
       <w:spacing w:after="100"/>
-      <w:ind w:left="480"/>
+      <w:ind w:left="560"/>
     </w:pPr>
   </w:style>
   <w:style w:type="paragraph" w:styleId="TOC4">
@@ -593,7 +774,7 @@
     <w:unhideWhenUsed/>
     <w:pPr>
       <w:spacing w:after="100"/>
-      <w:ind w:left="720"/>
+      <w:ind w:left="840"/>
     </w:pPr>
   </w:style>
   <w:style w:type="paragraph" w:styleId="TOC5">
@@ -605,7 +786,7 @@
     <w:unhideWhenUsed/>
     <w:pPr>
       <w:spacing w:after="100"/>
-      <w:ind w:left="960"/>
+      <w:ind w:left="1120"/>
     </w:pPr>
   </w:style>
   <w:style w:type="paragraph" w:styleId="TOC6">
@@ -617,7 +798,7 @@
     <w:unhideWhenUsed/>
     <w:pPr>
       <w:spacing w:after="100"/>
-      <w:ind w:left="1200"/>
+      <w:ind w:left="1400"/>
     </w:pPr>
   </w:style>
   <w:style w:type="paragraph" w:styleId="TOC7">
@@ -629,7 +810,7 @@
     <w:unhideWhenUsed/>
     <w:pPr>
       <w:spacing w:after="100"/>
-      <w:ind w:left="1440"/>
+      <w:ind w:left="1680"/>
     </w:pPr>
   </w:style>
   <w:style w:type="paragraph" w:styleId="TOC8">
@@ -641,7 +822,7 @@
     <w:unhideWhenUsed/>
     <w:pPr>
       <w:spacing w:after="100"/>
-      <w:ind w:left="1680"/>
+      <w:ind w:left="1960"/>
     </w:pPr>
   </w:style>
   <w:style w:type="paragraph" w:styleId="TOC9">
@@ -653,7 +834,7 @@
     <w:unhideWhenUsed/>
     <w:pPr>
       <w:spacing w:after="100"/>
-      <w:ind w:left="1920"/>
+      <w:ind w:left="2240"/>
     </w:pPr>
   </w:style>
   <w:style w:type="character" w:styleId="Hyperlink">
@@ -753,15 +934,16 @@
     <w:next w:val="Normal"/>
     <w:qFormat/>
     <w:pPr>
-      <w:spacing w:after="200"/>
-      <w:jc w:val="center"/>
+      <w:spacing w:after="240" w:before="0"/>
+      <w:outlineLvl w:val="0"/>
     </w:pPr>
     <w:rPr>
       <w:rFonts w:ascii="Times New Roman" w:cs="Times New Roman" w:eastAsia="Times New Roman" w:hAnsi="Times New Roman"/>
       <w:b/>
       <w:bCs/>
-      <w:sz w:val="28"/>
-      <w:szCs w:val="28"/>
+      <w:color w:val="000000"/>
+      <w:sz w:val="30"/>
+      <w:szCs w:val="30"/>
     </w:rPr>
   </w:style>
   <w:style w:type="paragraph" w:styleId="Heading2">
@@ -769,12 +951,17 @@
     <w:basedOn w:val="Normal"/>
     <w:next w:val="Normal"/>
     <w:qFormat/>
+    <w:pPr>
+      <w:spacing w:after="100" w:before="200"/>
+      <w:outlineLvl w:val="1"/>
+    </w:pPr>
     <w:rPr>
       <w:rFonts w:ascii="Times New Roman" w:cs="Times New Roman" w:eastAsia="Times New Roman" w:hAnsi="Times New Roman"/>
       <w:b/>
       <w:bCs/>
-      <w:sz w:val="26"/>
-      <w:szCs w:val="26"/>
+      <w:color w:val="000000"/>
+      <w:sz w:val="28"/>
+      <w:szCs w:val="28"/>
     </w:rPr>
   </w:style>
 </w:styles>
